--- a/api/templates/Estate planning matter checklist - 2 meetings (Clio).docx
+++ b/api/templates/Estate planning matter checklist - 2 meetings (Clio).docx
@@ -17,23 +17,17 @@
       <w:pPr>
         <w:pStyle w:val="NormalText"/>
         <w:spacing w:after="0"/>
-        <w:rPr>
-          <w:highlight w:val="yellow"/>
-        </w:rPr>
+        <w:rPr/>
       </w:pPr>
       <w:r>
         <w:t xml:space="preserve">Client name: </w:t>
       </w:r>
       <w:r>
-        <w:rPr>
-          <w:highlight w:val="yellow"/>
-        </w:rPr>
+        <w:rPr/>
         <w:t>&lt;&lt; Matter.Client.Name &gt;&gt;</w:t>
       </w:r>
       <w:r>
-        <w:rPr>
-          <w:highlight w:val="yellow"/>
-        </w:rPr>
+        <w:rPr/>
         <w:br/>
       </w:r>
     </w:p>
@@ -45,9 +39,7 @@
         <w:t xml:space="preserve">Adviser (if any): </w:t>
       </w:r>
       <w:r>
-        <w:rPr>
-          <w:highlight w:val="yellow"/>
-        </w:rPr>
+        <w:rPr/>
         <w:t>&lt;&lt; Matter.CustomField.FinancialAdviserName &gt;&gt;</w:t>
       </w:r>
       <w:r>
